--- a/iot/semaforo.docx
+++ b/iot/semaforo.docx
@@ -2,11 +2,14 @@
 <file path=word/document.xml><?xml version="1.0" encoding="utf-8"?>
 <w:document xmlns:wpc="http://schemas.microsoft.com/office/word/2010/wordprocessingCanvas" xmlns:cx="http://schemas.microsoft.com/office/drawing/2014/chartex" xmlns:cx1="http://schemas.microsoft.com/office/drawing/2015/9/8/chartex" xmlns:mc="http://schemas.openxmlformats.org/markup-compatibility/2006" xmlns:o="urn:schemas-microsoft-com:office:office" xmlns:r="http://schemas.openxmlformats.org/officeDocument/2006/relationships" xmlns:m="http://schemas.openxmlformats.org/officeDocument/2006/math" xmlns:v="urn:schemas-microsoft-com:vml" xmlns:wp14="http://schemas.microsoft.com/office/word/2010/wordprocessingDrawing" xmlns:wp="http://schemas.openxmlformats.org/drawingml/2006/wordprocessingDrawing" xmlns:w10="urn:schemas-microsoft-com:office:word" xmlns:w="http://schemas.openxmlformats.org/wordprocessingml/2006/main" xmlns:w14="http://schemas.microsoft.com/office/word/2010/wordml" xmlns:w15="http://schemas.microsoft.com/office/word/2012/wordml" xmlns:w16se="http://schemas.microsoft.com/office/word/2015/wordml/symex" xmlns:wpg="http://schemas.microsoft.com/office/word/2010/wordprocessingGroup" xmlns:wpi="http://schemas.microsoft.com/office/word/2010/wordprocessingInk" xmlns:wne="http://schemas.microsoft.com/office/word/2006/wordml" xmlns:wps="http://schemas.microsoft.com/office/word/2010/wordprocessingShape" mc:Ignorable="w14 w15 w16se wp14">
   <w:body>
-    <w:p/>
     <w:p>
+      <w:r>
+        <w:t>hgfggggggv</w:t>
+      </w:r>
       <w:bookmarkStart w:id="0" w:name="_GoBack"/>
       <w:bookmarkEnd w:id="0"/>
     </w:p>
+    <w:p/>
     <w:p/>
     <w:p>
       <w:r>

--- a/iot/semaforo.docx
+++ b/iot/semaforo.docx
@@ -3,15 +3,21 @@
 <w:document xmlns:wpc="http://schemas.microsoft.com/office/word/2010/wordprocessingCanvas" xmlns:cx="http://schemas.microsoft.com/office/drawing/2014/chartex" xmlns:cx1="http://schemas.microsoft.com/office/drawing/2015/9/8/chartex" xmlns:mc="http://schemas.openxmlformats.org/markup-compatibility/2006" xmlns:o="urn:schemas-microsoft-com:office:office" xmlns:r="http://schemas.openxmlformats.org/officeDocument/2006/relationships" xmlns:m="http://schemas.openxmlformats.org/officeDocument/2006/math" xmlns:v="urn:schemas-microsoft-com:vml" xmlns:wp14="http://schemas.microsoft.com/office/word/2010/wordprocessingDrawing" xmlns:wp="http://schemas.openxmlformats.org/drawingml/2006/wordprocessingDrawing" xmlns:w10="urn:schemas-microsoft-com:office:word" xmlns:w="http://schemas.openxmlformats.org/wordprocessingml/2006/main" xmlns:w14="http://schemas.microsoft.com/office/word/2010/wordml" xmlns:w15="http://schemas.microsoft.com/office/word/2012/wordml" xmlns:w16se="http://schemas.microsoft.com/office/word/2015/wordml/symex" xmlns:wpg="http://schemas.microsoft.com/office/word/2010/wordprocessingGroup" xmlns:wpi="http://schemas.microsoft.com/office/word/2010/wordprocessingInk" xmlns:wne="http://schemas.microsoft.com/office/word/2006/wordml" xmlns:wps="http://schemas.microsoft.com/office/word/2010/wordprocessingShape" mc:Ignorable="w14 w15 w16se wp14">
   <w:body>
     <w:p>
+      <w:proofErr w:type="spellStart"/>
       <w:r>
-        <w:t>hgfggggggv</w:t>
+        <w:t>H</w:t>
+      </w:r>
+      <w:r>
+        <w:t>gfggggggv</w:t>
       </w:r>
       <w:bookmarkStart w:id="0" w:name="_GoBack"/>
       <w:bookmarkEnd w:id="0"/>
+      <w:proofErr w:type="spellEnd"/>
     </w:p>
-    <w:p/>
-    <w:p/>
     <w:p>
+      <w:pPr>
+        <w:jc w:val="center"/>
+      </w:pPr>
       <w:r>
         <w:rPr>
           <w:noProof/>
@@ -19,9 +25,9 @@
         </w:rPr>
         <w:drawing>
           <wp:inline distT="0" distB="0" distL="0" distR="0">
-            <wp:extent cx="4058216" cy="4972744"/>
+            <wp:extent cx="2177264" cy="3009900"/>
             <wp:effectExtent l="0" t="0" r="0" b="0"/>
-            <wp:docPr id="2" name="Imagem 2"/>
+            <wp:docPr id="1" name="Imagem 1"/>
             <wp:cNvGraphicFramePr>
               <a:graphicFrameLocks xmlns:a="http://schemas.openxmlformats.org/drawingml/2006/main" noChangeAspect="1"/>
             </wp:cNvGraphicFramePr>
@@ -29,7 +35,7 @@
               <a:graphicData uri="http://schemas.openxmlformats.org/drawingml/2006/picture">
                 <pic:pic xmlns:pic="http://schemas.openxmlformats.org/drawingml/2006/picture">
                   <pic:nvPicPr>
-                    <pic:cNvPr id="2" name="Captura de tela 2026-09-17 083544.png"/>
+                    <pic:cNvPr id="1" name="Captura de tela 2026-09-17 084738.png"/>
                     <pic:cNvPicPr/>
                   </pic:nvPicPr>
                   <pic:blipFill>
@@ -47,7 +53,69 @@
                   <pic:spPr>
                     <a:xfrm>
                       <a:off x="0" y="0"/>
-                      <a:ext cx="4058216" cy="4972744"/>
+                      <a:ext cx="2194411" cy="3033604"/>
+                    </a:xfrm>
+                    <a:prstGeom prst="rect">
+                      <a:avLst/>
+                    </a:prstGeom>
+                  </pic:spPr>
+                </pic:pic>
+              </a:graphicData>
+            </a:graphic>
+          </wp:inline>
+        </w:drawing>
+      </w:r>
+    </w:p>
+    <w:p>
+      <w:pPr>
+        <w:jc w:val="center"/>
+      </w:pPr>
+    </w:p>
+    <w:p>
+      <w:pPr>
+        <w:jc w:val="center"/>
+      </w:pPr>
+    </w:p>
+    <w:p>
+      <w:pPr>
+        <w:jc w:val="center"/>
+      </w:pPr>
+      <w:r>
+        <w:rPr>
+          <w:noProof/>
+          <w:lang w:eastAsia="pt-BR"/>
+        </w:rPr>
+        <w:drawing>
+          <wp:inline distT="0" distB="0" distL="0" distR="0">
+            <wp:extent cx="1958296" cy="2399603"/>
+            <wp:effectExtent l="0" t="0" r="4445" b="1270"/>
+            <wp:docPr id="2" name="Imagem 2"/>
+            <wp:cNvGraphicFramePr>
+              <a:graphicFrameLocks xmlns:a="http://schemas.openxmlformats.org/drawingml/2006/main" noChangeAspect="1"/>
+            </wp:cNvGraphicFramePr>
+            <a:graphic xmlns:a="http://schemas.openxmlformats.org/drawingml/2006/main">
+              <a:graphicData uri="http://schemas.openxmlformats.org/drawingml/2006/picture">
+                <pic:pic xmlns:pic="http://schemas.openxmlformats.org/drawingml/2006/picture">
+                  <pic:nvPicPr>
+                    <pic:cNvPr id="2" name="Captura de tela 2026-09-17 083544.png"/>
+                    <pic:cNvPicPr/>
+                  </pic:nvPicPr>
+                  <pic:blipFill>
+                    <a:blip r:embed="rId5">
+                      <a:extLst>
+                        <a:ext uri="{28A0092B-C50C-407E-A947-70E740481C1C}">
+                          <a14:useLocalDpi xmlns:a14="http://schemas.microsoft.com/office/drawing/2010/main" val="0"/>
+                        </a:ext>
+                      </a:extLst>
+                    </a:blip>
+                    <a:stretch>
+                      <a:fillRect/>
+                    </a:stretch>
+                  </pic:blipFill>
+                  <pic:spPr>
+                    <a:xfrm>
+                      <a:off x="0" y="0"/>
+                      <a:ext cx="1994992" cy="2444569"/>
                     </a:xfrm>
                     <a:prstGeom prst="rect">
                       <a:avLst/>

--- a/iot/semaforo.docx
+++ b/iot/semaforo.docx
@@ -3,16 +3,20 @@
 <w:document xmlns:wpc="http://schemas.microsoft.com/office/word/2010/wordprocessingCanvas" xmlns:cx="http://schemas.microsoft.com/office/drawing/2014/chartex" xmlns:cx1="http://schemas.microsoft.com/office/drawing/2015/9/8/chartex" xmlns:mc="http://schemas.openxmlformats.org/markup-compatibility/2006" xmlns:o="urn:schemas-microsoft-com:office:office" xmlns:r="http://schemas.openxmlformats.org/officeDocument/2006/relationships" xmlns:m="http://schemas.openxmlformats.org/officeDocument/2006/math" xmlns:v="urn:schemas-microsoft-com:vml" xmlns:wp14="http://schemas.microsoft.com/office/word/2010/wordprocessingDrawing" xmlns:wp="http://schemas.openxmlformats.org/drawingml/2006/wordprocessingDrawing" xmlns:w10="urn:schemas-microsoft-com:office:word" xmlns:w="http://schemas.openxmlformats.org/wordprocessingml/2006/main" xmlns:w14="http://schemas.microsoft.com/office/word/2010/wordml" xmlns:w15="http://schemas.microsoft.com/office/word/2012/wordml" xmlns:w16se="http://schemas.microsoft.com/office/word/2015/wordml/symex" xmlns:wpg="http://schemas.microsoft.com/office/word/2010/wordprocessingGroup" xmlns:wpi="http://schemas.microsoft.com/office/word/2010/wordprocessingInk" xmlns:wne="http://schemas.microsoft.com/office/word/2006/wordml" xmlns:wps="http://schemas.microsoft.com/office/word/2010/wordprocessingShape" mc:Ignorable="w14 w15 w16se wp14">
   <w:body>
     <w:p>
-      <w:proofErr w:type="spellStart"/>
+      <w:pPr>
+        <w:jc w:val="center"/>
+      </w:pPr>
       <w:r>
-        <w:t>H</w:t>
+        <w:t>Circuito do semafaro</w:t>
       </w:r>
+    </w:p>
+    <w:p>
+      <w:pPr>
+        <w:jc w:val="center"/>
+      </w:pPr>
       <w:r>
-        <w:t>gfggggggv</w:t>
+        <w:t>Thiago renan ramalho silva</w:t>
       </w:r>
-      <w:bookmarkStart w:id="0" w:name="_GoBack"/>
-      <w:bookmarkEnd w:id="0"/>
-      <w:proofErr w:type="spellEnd"/>
     </w:p>
     <w:p>
       <w:pPr>
@@ -24,7 +28,7 @@
           <w:lang w:eastAsia="pt-BR"/>
         </w:rPr>
         <w:drawing>
-          <wp:inline distT="0" distB="0" distL="0" distR="0">
+          <wp:inline distT="0" distB="0" distL="0" distR="0" wp14:anchorId="5F4DB5E9" wp14:editId="43489C7D">
             <wp:extent cx="2177264" cy="3009900"/>
             <wp:effectExtent l="0" t="0" r="0" b="0"/>
             <wp:docPr id="1" name="Imagem 1"/>
@@ -39,7 +43,7 @@
                     <pic:cNvPicPr/>
                   </pic:nvPicPr>
                   <pic:blipFill>
-                    <a:blip r:embed="rId4">
+                    <a:blip r:embed="rId6">
                       <a:extLst>
                         <a:ext uri="{28A0092B-C50C-407E-A947-70E740481C1C}">
                           <a14:useLocalDpi xmlns:a14="http://schemas.microsoft.com/office/drawing/2010/main" val="0"/>
@@ -65,6 +69,13 @@
           </wp:inline>
         </w:drawing>
       </w:r>
+      <w:bookmarkStart w:id="0" w:name="_GoBack"/>
+      <w:bookmarkEnd w:id="0"/>
+    </w:p>
+    <w:p>
+      <w:pPr>
+        <w:jc w:val="center"/>
+      </w:pPr>
     </w:p>
     <w:p>
       <w:pPr>
@@ -101,7 +112,7 @@
                     <pic:cNvPicPr/>
                   </pic:nvPicPr>
                   <pic:blipFill>
-                    <a:blip r:embed="rId5">
+                    <a:blip r:embed="rId7">
                       <a:extLst>
                         <a:ext uri="{28A0092B-C50C-407E-A947-70E740481C1C}">
                           <a14:useLocalDpi xmlns:a14="http://schemas.microsoft.com/office/drawing/2010/main" val="0"/>
@@ -136,6 +147,56 @@
     </w:sectPr>
   </w:body>
 </w:document>
+</file>
+
+<file path=word/endnotes.xml><?xml version="1.0" encoding="utf-8"?>
+<w:endnotes xmlns:wpc="http://schemas.microsoft.com/office/word/2010/wordprocessingCanvas" xmlns:cx="http://schemas.microsoft.com/office/drawing/2014/chartex" xmlns:cx1="http://schemas.microsoft.com/office/drawing/2015/9/8/chartex" xmlns:mc="http://schemas.openxmlformats.org/markup-compatibility/2006" xmlns:o="urn:schemas-microsoft-com:office:office" xmlns:r="http://schemas.openxmlformats.org/officeDocument/2006/relationships" xmlns:m="http://schemas.openxmlformats.org/officeDocument/2006/math" xmlns:v="urn:schemas-microsoft-com:vml" xmlns:wp14="http://schemas.microsoft.com/office/word/2010/wordprocessingDrawing" xmlns:wp="http://schemas.openxmlformats.org/drawingml/2006/wordprocessingDrawing" xmlns:w10="urn:schemas-microsoft-com:office:word" xmlns:w="http://schemas.openxmlformats.org/wordprocessingml/2006/main" xmlns:w14="http://schemas.microsoft.com/office/word/2010/wordml" xmlns:w15="http://schemas.microsoft.com/office/word/2012/wordml" xmlns:w16se="http://schemas.microsoft.com/office/word/2015/wordml/symex" xmlns:wpg="http://schemas.microsoft.com/office/word/2010/wordprocessingGroup" xmlns:wpi="http://schemas.microsoft.com/office/word/2010/wordprocessingInk" xmlns:wne="http://schemas.microsoft.com/office/word/2006/wordml" xmlns:wps="http://schemas.microsoft.com/office/word/2010/wordprocessingShape" mc:Ignorable="w14 w15 w16se wp14">
+  <w:endnote w:type="separator" w:id="-1">
+    <w:p>
+      <w:pPr>
+        <w:spacing w:after="0" w:line="240" w:lineRule="auto"/>
+      </w:pPr>
+      <w:r>
+        <w:separator/>
+      </w:r>
+    </w:p>
+  </w:endnote>
+  <w:endnote w:type="continuationSeparator" w:id="0">
+    <w:p>
+      <w:pPr>
+        <w:spacing w:after="0" w:line="240" w:lineRule="auto"/>
+      </w:pPr>
+      <w:r>
+        <w:continuationSeparator/>
+      </w:r>
+    </w:p>
+  </w:endnote>
+</w:endnotes>
+</file>
+
+<file path=word/footnotes.xml><?xml version="1.0" encoding="utf-8"?>
+<w:footnotes xmlns:wpc="http://schemas.microsoft.com/office/word/2010/wordprocessingCanvas" xmlns:cx="http://schemas.microsoft.com/office/drawing/2014/chartex" xmlns:cx1="http://schemas.microsoft.com/office/drawing/2015/9/8/chartex" xmlns:mc="http://schemas.openxmlformats.org/markup-compatibility/2006" xmlns:o="urn:schemas-microsoft-com:office:office" xmlns:r="http://schemas.openxmlformats.org/officeDocument/2006/relationships" xmlns:m="http://schemas.openxmlformats.org/officeDocument/2006/math" xmlns:v="urn:schemas-microsoft-com:vml" xmlns:wp14="http://schemas.microsoft.com/office/word/2010/wordprocessingDrawing" xmlns:wp="http://schemas.openxmlformats.org/drawingml/2006/wordprocessingDrawing" xmlns:w10="urn:schemas-microsoft-com:office:word" xmlns:w="http://schemas.openxmlformats.org/wordprocessingml/2006/main" xmlns:w14="http://schemas.microsoft.com/office/word/2010/wordml" xmlns:w15="http://schemas.microsoft.com/office/word/2012/wordml" xmlns:w16se="http://schemas.microsoft.com/office/word/2015/wordml/symex" xmlns:wpg="http://schemas.microsoft.com/office/word/2010/wordprocessingGroup" xmlns:wpi="http://schemas.microsoft.com/office/word/2010/wordprocessingInk" xmlns:wne="http://schemas.microsoft.com/office/word/2006/wordml" xmlns:wps="http://schemas.microsoft.com/office/word/2010/wordprocessingShape" mc:Ignorable="w14 w15 w16se wp14">
+  <w:footnote w:type="separator" w:id="-1">
+    <w:p>
+      <w:pPr>
+        <w:spacing w:after="0" w:line="240" w:lineRule="auto"/>
+      </w:pPr>
+      <w:r>
+        <w:separator/>
+      </w:r>
+    </w:p>
+  </w:footnote>
+  <w:footnote w:type="continuationSeparator" w:id="0">
+    <w:p>
+      <w:pPr>
+        <w:spacing w:after="0" w:line="240" w:lineRule="auto"/>
+      </w:pPr>
+      <w:r>
+        <w:continuationSeparator/>
+      </w:r>
+    </w:p>
+  </w:footnote>
+</w:footnotes>
 </file>
 
 <file path=word/styles.xml><?xml version="1.0" encoding="utf-8"?>
@@ -559,6 +620,50 @@
     <w:semiHidden/>
     <w:unhideWhenUsed/>
   </w:style>
+  <w:style w:type="paragraph" w:styleId="Cabealho">
+    <w:name w:val="header"/>
+    <w:basedOn w:val="Normal"/>
+    <w:link w:val="CabealhoChar"/>
+    <w:uiPriority w:val="99"/>
+    <w:unhideWhenUsed/>
+    <w:rsid w:val="00347422"/>
+    <w:pPr>
+      <w:tabs>
+        <w:tab w:val="center" w:pos="4252"/>
+        <w:tab w:val="right" w:pos="8504"/>
+      </w:tabs>
+      <w:spacing w:after="0" w:line="240" w:lineRule="auto"/>
+    </w:pPr>
+  </w:style>
+  <w:style w:type="character" w:customStyle="1" w:styleId="CabealhoChar">
+    <w:name w:val="Cabeçalho Char"/>
+    <w:basedOn w:val="Fontepargpadro"/>
+    <w:link w:val="Cabealho"/>
+    <w:uiPriority w:val="99"/>
+    <w:rsid w:val="00347422"/>
+  </w:style>
+  <w:style w:type="paragraph" w:styleId="Rodap">
+    <w:name w:val="footer"/>
+    <w:basedOn w:val="Normal"/>
+    <w:link w:val="RodapChar"/>
+    <w:uiPriority w:val="99"/>
+    <w:unhideWhenUsed/>
+    <w:rsid w:val="00347422"/>
+    <w:pPr>
+      <w:tabs>
+        <w:tab w:val="center" w:pos="4252"/>
+        <w:tab w:val="right" w:pos="8504"/>
+      </w:tabs>
+      <w:spacing w:after="0" w:line="240" w:lineRule="auto"/>
+    </w:pPr>
+  </w:style>
+  <w:style w:type="character" w:customStyle="1" w:styleId="RodapChar">
+    <w:name w:val="Rodapé Char"/>
+    <w:basedOn w:val="Fontepargpadro"/>
+    <w:link w:val="Rodap"/>
+    <w:uiPriority w:val="99"/>
+    <w:rsid w:val="00347422"/>
+  </w:style>
 </w:styles>
 </file>
 

--- a/iot/semaforo.docx
+++ b/iot/semaforo.docx
@@ -7,15 +7,28 @@
         <w:jc w:val="center"/>
       </w:pPr>
       <w:r>
-        <w:t>Circuito do semafaro</w:t>
-      </w:r>
+        <w:t xml:space="preserve">Circuito do </w:t>
+      </w:r>
+      <w:proofErr w:type="spellStart"/>
+      <w:r>
+        <w:t>semafaro</w:t>
+      </w:r>
+      <w:proofErr w:type="spellEnd"/>
     </w:p>
     <w:p>
       <w:pPr>
         <w:jc w:val="center"/>
       </w:pPr>
       <w:r>
-        <w:t>Thiago renan ramalho silva</w:t>
+        <w:t xml:space="preserve">Thiago </w:t>
+      </w:r>
+      <w:proofErr w:type="spellStart"/>
+      <w:r>
+        <w:t>renan</w:t>
+      </w:r>
+      <w:proofErr w:type="spellEnd"/>
+      <w:r>
+        <w:t xml:space="preserve"> ramalho silva</w:t>
       </w:r>
     </w:p>
     <w:p>
@@ -69,8 +82,6 @@
           </wp:inline>
         </w:drawing>
       </w:r>
-      <w:bookmarkStart w:id="0" w:name="_GoBack"/>
-      <w:bookmarkEnd w:id="0"/>
     </w:p>
     <w:p>
       <w:pPr>
@@ -81,6 +92,14 @@
       <w:pPr>
         <w:jc w:val="center"/>
       </w:pPr>
+      <w:r>
+        <w:t xml:space="preserve">Código do </w:t>
+      </w:r>
+      <w:proofErr w:type="spellStart"/>
+      <w:r>
+        <w:t>semafaro</w:t>
+      </w:r>
+      <w:proofErr w:type="spellEnd"/>
     </w:p>
     <w:p>
       <w:pPr>
@@ -139,7 +158,122 @@
         </w:drawing>
       </w:r>
     </w:p>
+    <w:p/>
+    <w:p>
+      <w:pPr>
+        <w:tabs>
+          <w:tab w:val="left" w:pos="3067"/>
+        </w:tabs>
+      </w:pPr>
+    </w:p>
+    <w:p>
+      <w:pPr>
+        <w:tabs>
+          <w:tab w:val="left" w:pos="3067"/>
+        </w:tabs>
+      </w:pPr>
+    </w:p>
+    <w:p>
+      <w:pPr>
+        <w:tabs>
+          <w:tab w:val="left" w:pos="3067"/>
+        </w:tabs>
+      </w:pPr>
+    </w:p>
+    <w:p>
+      <w:pPr>
+        <w:tabs>
+          <w:tab w:val="left" w:pos="3067"/>
+        </w:tabs>
+      </w:pPr>
+    </w:p>
+    <w:p>
+      <w:pPr>
+        <w:tabs>
+          <w:tab w:val="left" w:pos="3067"/>
+        </w:tabs>
+      </w:pPr>
+    </w:p>
+    <w:p>
+      <w:pPr>
+        <w:tabs>
+          <w:tab w:val="left" w:pos="3067"/>
+        </w:tabs>
+      </w:pPr>
+      <w:r>
+        <w:lastRenderedPageBreak/>
+        <w:t xml:space="preserve">Código de bloco do </w:t>
+      </w:r>
+      <w:proofErr w:type="spellStart"/>
+      <w:r>
+        <w:t>semafero</w:t>
+      </w:r>
+      <w:proofErr w:type="spellEnd"/>
+      <w:r>
+        <w:tab/>
+      </w:r>
+    </w:p>
+    <w:p>
+      <w:pPr>
+        <w:tabs>
+          <w:tab w:val="left" w:pos="3067"/>
+        </w:tabs>
+      </w:pPr>
+      <w:r>
+        <w:t>c</w:t>
+      </w:r>
+      <w:r>
+        <w:rPr>
+          <w:noProof/>
+          <w:lang w:eastAsia="pt-BR"/>
+        </w:rPr>
+        <w:drawing>
+          <wp:inline distT="0" distB="0" distL="0" distR="0" wp14:anchorId="42870CC9" wp14:editId="5202402D">
+            <wp:extent cx="2101933" cy="5627104"/>
+            <wp:effectExtent l="0" t="0" r="0" b="0"/>
+            <wp:docPr id="4" name="Imagem 4"/>
+            <wp:cNvGraphicFramePr>
+              <a:graphicFrameLocks xmlns:a="http://schemas.openxmlformats.org/drawingml/2006/main" noChangeAspect="1"/>
+            </wp:cNvGraphicFramePr>
+            <a:graphic xmlns:a="http://schemas.openxmlformats.org/drawingml/2006/main">
+              <a:graphicData uri="http://schemas.openxmlformats.org/drawingml/2006/picture">
+                <pic:pic xmlns:pic="http://schemas.openxmlformats.org/drawingml/2006/picture">
+                  <pic:nvPicPr>
+                    <pic:cNvPr id="4" name="Captura de tela 2026-09-17 090139.png"/>
+                    <pic:cNvPicPr/>
+                  </pic:nvPicPr>
+                  <pic:blipFill>
+                    <a:blip r:embed="rId8">
+                      <a:extLst>
+                        <a:ext uri="{28A0092B-C50C-407E-A947-70E740481C1C}">
+                          <a14:useLocalDpi xmlns:a14="http://schemas.microsoft.com/office/drawing/2010/main" val="0"/>
+                        </a:ext>
+                      </a:extLst>
+                    </a:blip>
+                    <a:stretch>
+                      <a:fillRect/>
+                    </a:stretch>
+                  </pic:blipFill>
+                  <pic:spPr>
+                    <a:xfrm>
+                      <a:off x="0" y="0"/>
+                      <a:ext cx="2544696" cy="6812428"/>
+                    </a:xfrm>
+                    <a:prstGeom prst="rect">
+                      <a:avLst/>
+                    </a:prstGeom>
+                  </pic:spPr>
+                </pic:pic>
+              </a:graphicData>
+            </a:graphic>
+          </wp:inline>
+        </w:drawing>
+      </w:r>
+      <w:bookmarkStart w:id="0" w:name="_GoBack"/>
+      <w:bookmarkEnd w:id="0"/>
+    </w:p>
     <w:sectPr>
+      <w:headerReference w:type="default" r:id="rId9"/>
       <w:pgSz w:w="11906" w:h="16838"/>
       <w:pgMar w:top="1417" w:right="1701" w:bottom="1417" w:left="1701" w:header="708" w:footer="708" w:gutter="0"/>
       <w:cols w:space="708"/>
@@ -197,6 +331,19 @@
     </w:p>
   </w:footnote>
 </w:footnotes>
+</file>
+
+<file path=word/header1.xml><?xml version="1.0" encoding="utf-8"?>
+<w:hdr xmlns:wpc="http://schemas.microsoft.com/office/word/2010/wordprocessingCanvas" xmlns:cx="http://schemas.microsoft.com/office/drawing/2014/chartex" xmlns:cx1="http://schemas.microsoft.com/office/drawing/2015/9/8/chartex" xmlns:mc="http://schemas.openxmlformats.org/markup-compatibility/2006" xmlns:o="urn:schemas-microsoft-com:office:office" xmlns:r="http://schemas.openxmlformats.org/officeDocument/2006/relationships" xmlns:m="http://schemas.openxmlformats.org/officeDocument/2006/math" xmlns:v="urn:schemas-microsoft-com:vml" xmlns:wp14="http://schemas.microsoft.com/office/word/2010/wordprocessingDrawing" xmlns:wp="http://schemas.openxmlformats.org/drawingml/2006/wordprocessingDrawing" xmlns:w10="urn:schemas-microsoft-com:office:word" xmlns:w="http://schemas.openxmlformats.org/wordprocessingml/2006/main" xmlns:w14="http://schemas.microsoft.com/office/word/2010/wordml" xmlns:w15="http://schemas.microsoft.com/office/word/2012/wordml" xmlns:w16se="http://schemas.microsoft.com/office/word/2015/wordml/symex" xmlns:wpg="http://schemas.microsoft.com/office/word/2010/wordprocessingGroup" xmlns:wpi="http://schemas.microsoft.com/office/word/2010/wordprocessingInk" xmlns:wne="http://schemas.microsoft.com/office/word/2006/wordml" xmlns:wps="http://schemas.microsoft.com/office/word/2010/wordprocessingShape" mc:Ignorable="w14 w15 w16se wp14">
+  <w:p>
+    <w:pPr>
+      <w:pStyle w:val="Cabealho"/>
+    </w:pPr>
+    <w:r>
+      <w:t xml:space="preserve"> </w:t>
+    </w:r>
+  </w:p>
+</w:hdr>
 </file>
 
 <file path=word/styles.xml><?xml version="1.0" encoding="utf-8"?>
